--- a/artifacts/REV-08/build/campaign-offer-brief.docx
+++ b/artifacts/REV-08/build/campaign-offer-brief.docx
@@ -447,7 +447,7 @@
         <w:pStyle w:val="BodyText"/>
       </w:pPr>
       <w:r>
-        <w:t xml:space="preserve">The competitor these accounts most often shortlist is Aphelion Systems (co-121). Two research facts govern how this campaign talks about that competitor, and both resolve to the research index of record.</w:t>
+        <w:t xml:space="preserve">The named competitor in this segment’s deals is Aphelion Systems (co-121). Two research facts govern how this campaign talks about that competitor, and both resolve to the research index of record.</w:t>
       </w:r>
     </w:p>
     <w:p>

--- a/artifacts/REV-08/build/campaign-offer-brief.docx
+++ b/artifacts/REV-08/build/campaign-offer-brief.docx
@@ -447,7 +447,7 @@
         <w:pStyle w:val="BodyText"/>
       </w:pPr>
       <w:r>
-        <w:t xml:space="preserve">The named competitor in this segment’s deals is Aphelion Systems (co-121). Two research facts govern how this campaign talks about that competitor, and both resolve to the research index of record.</w:t>
+        <w:t xml:space="preserve">The reference competitor for this campaign’s positioning is Aphelion Systems (co-121), per the battlecard packet of the research index. Two research facts govern how this campaign talks about that competitor, and both resolve to the research index of record.</w:t>
       </w:r>
     </w:p>
     <w:p>
